--- a/zhs/docx/019.content.docx
+++ b/zhs/docx/019.content.docx
@@ -232,144 +232,84 @@
         </w:rPr>
         <w:t>在旧约中，神在交给某人一项特殊任务之前，会指示别人把油抹在那人的头上。 油是</w:t>
       </w:r>
-      <w:hyperlink r:id="rId13">
-        <w:r>
-          <w:rPr>
-            <w:lang w:val="zh_CN" w:bidi="zh_CN"/>
-          </w:rPr>
-          <w:rPr>
-            <w:color w:val="0000EE"/>
-            <w:u w:val="single"/>
-          </w:rPr>
-          <w:t>神的圣灵</w:t>
-        </w:r>
-      </w:hyperlink>
+      <w:r>
+        <w:rPr>
+          <w:lang w:val="zh_CN" w:bidi="zh_CN"/>
+        </w:rPr>
+        <w:t>神的圣灵</w:t>
+      </w:r>
       <w:r>
         <w:rPr>
           <w:lang w:val="zh_CN" w:bidi="zh_CN"/>
         </w:rPr>
         <w:t>的象征。 这个仪式清楚表明神为了一个特别的目的而将这人分别出来。 这也清楚地表示神赋予这个人特殊的</w:t>
       </w:r>
-      <w:hyperlink r:id="rId14">
-        <w:r>
-          <w:rPr>
-            <w:lang w:val="zh_CN" w:bidi="zh_CN"/>
-          </w:rPr>
-          <w:rPr>
-            <w:color w:val="0000EE"/>
-            <w:u w:val="single"/>
-          </w:rPr>
-          <w:t>权柄</w:t>
-        </w:r>
-      </w:hyperlink>
+      <w:r>
+        <w:rPr>
+          <w:lang w:val="zh_CN" w:bidi="zh_CN"/>
+        </w:rPr>
+        <w:t>权柄</w:t>
+      </w:r>
       <w:r>
         <w:rPr>
           <w:lang w:val="zh_CN" w:bidi="zh_CN"/>
         </w:rPr>
         <w:t>。 这个人后来被称为"受膏者"。 例如，神告诉撒母耳要膏抹</w:t>
       </w:r>
-      <w:hyperlink r:id="rId15">
-        <w:r>
-          <w:rPr>
-            <w:lang w:val="zh_CN" w:bidi="zh_CN"/>
-          </w:rPr>
-          <w:rPr>
-            <w:color w:val="0000EE"/>
-            <w:u w:val="single"/>
-          </w:rPr>
-          <w:t>大卫</w:t>
-        </w:r>
-      </w:hyperlink>
+      <w:r>
+        <w:rPr>
+          <w:lang w:val="zh_CN" w:bidi="zh_CN"/>
+        </w:rPr>
+        <w:t>大卫</w:t>
+      </w:r>
       <w:r>
         <w:rPr>
           <w:lang w:val="zh_CN" w:bidi="zh_CN"/>
         </w:rPr>
         <w:t>为</w:t>
       </w:r>
-      <w:hyperlink r:id="rId16">
-        <w:r>
-          <w:rPr>
-            <w:lang w:val="zh_CN" w:bidi="zh_CN"/>
-          </w:rPr>
-          <w:rPr>
-            <w:color w:val="0000EE"/>
-            <w:u w:val="single"/>
-          </w:rPr>
-          <w:t>以色列</w:t>
-        </w:r>
-      </w:hyperlink>
+      <w:r>
+        <w:rPr>
+          <w:lang w:val="zh_CN" w:bidi="zh_CN"/>
+        </w:rPr>
+        <w:t>以色列</w:t>
+      </w:r>
       <w:r>
         <w:rPr>
           <w:lang w:val="zh_CN" w:bidi="zh_CN"/>
         </w:rPr>
         <w:t>的</w:t>
       </w:r>
-      <w:hyperlink r:id="rId17">
-        <w:r>
-          <w:rPr>
-            <w:lang w:val="zh_CN" w:bidi="zh_CN"/>
-          </w:rPr>
-          <w:rPr>
-            <w:color w:val="0000EE"/>
-            <w:u w:val="single"/>
-          </w:rPr>
-          <w:t>王</w:t>
-        </w:r>
-      </w:hyperlink>
-      <w:r>
-        <w:rPr>
-          <w:lang w:val="zh_CN" w:bidi="zh_CN"/>
-        </w:rPr>
-        <w:t>。 神吩咐摩西膏抹亚伦作</w:t>
-      </w:r>
-      <w:hyperlink r:id="rId18">
-        <w:r>
-          <w:rPr>
-            <w:lang w:val="zh_CN" w:bidi="zh_CN"/>
-          </w:rPr>
-          <w:rPr>
-            <w:color w:val="0000EE"/>
-            <w:u w:val="single"/>
-          </w:rPr>
-          <w:t>大祭司</w:t>
-        </w:r>
-      </w:hyperlink>
-      <w:r>
-        <w:rPr>
-          <w:lang w:val="zh_CN" w:bidi="zh_CN"/>
-        </w:rPr>
-        <w:t>。 神吩咐先知</w:t>
-      </w:r>
-      <w:hyperlink r:id="rId19">
-        <w:r>
-          <w:rPr>
-            <w:lang w:val="zh_CN" w:bidi="zh_CN"/>
-          </w:rPr>
-          <w:rPr>
-            <w:color w:val="0000EE"/>
-            <w:u w:val="single"/>
-          </w:rPr>
-          <w:t>以利亚</w:t>
-        </w:r>
-      </w:hyperlink>
+      <w:r>
+        <w:rPr>
+          <w:lang w:val="zh_CN" w:bidi="zh_CN"/>
+        </w:rPr>
+        <w:t>王</w:t>
+      </w:r>
+      <w:r>
+        <w:rPr>
+          <w:lang w:val="zh_CN" w:bidi="zh_CN"/>
+        </w:rPr>
+        <w:t>。 神吩咐摩西膏抹亚伦作大祭司。 神吩咐先知</w:t>
+      </w:r>
+      <w:r>
+        <w:rPr>
+          <w:lang w:val="zh_CN" w:bidi="zh_CN"/>
+        </w:rPr>
+        <w:t>以利亚</w:t>
+      </w:r>
       <w:r>
         <w:rPr>
           <w:lang w:val="zh_CN" w:bidi="zh_CN"/>
         </w:rPr>
         <w:t>膏抹以利沙为</w:t>
       </w:r>
-      <w:hyperlink r:id="rId20">
-        <w:r>
-          <w:rPr>
-            <w:lang w:val="zh_CN" w:bidi="zh_CN"/>
-          </w:rPr>
-          <w:rPr>
-            <w:color w:val="0000EE"/>
-            <w:u w:val="single"/>
-          </w:rPr>
-          <w:t>先知</w:t>
-        </w:r>
-      </w:hyperlink>
+      <w:r>
+        <w:rPr>
+          <w:lang w:val="zh_CN" w:bidi="zh_CN"/>
+        </w:rPr>
+        <w:t>先知</w:t>
+      </w:r>
       <w:r>
         <w:rPr>
           <w:lang w:val="zh_CN" w:bidi="zh_CN"/>
@@ -404,36 +344,24 @@
         </w:rPr>
         <w:t xml:space="preserve">人们也可以膏抹物体。 </w:t>
       </w:r>
-      <w:hyperlink r:id="rId21">
-        <w:r>
-          <w:rPr>
-            <w:lang w:val="zh_CN" w:bidi="zh_CN"/>
-          </w:rPr>
-          <w:rPr>
-            <w:color w:val="0000EE"/>
-            <w:u w:val="single"/>
-          </w:rPr>
-          <w:t>祭司</w:t>
-        </w:r>
-      </w:hyperlink>
+      <w:r>
+        <w:rPr>
+          <w:lang w:val="zh_CN" w:bidi="zh_CN"/>
+        </w:rPr>
+        <w:t>祭司</w:t>
+      </w:r>
       <w:r>
         <w:rPr>
           <w:lang w:val="zh_CN" w:bidi="zh_CN"/>
         </w:rPr>
         <w:t>们用油膏抹</w:t>
       </w:r>
-      <w:hyperlink r:id="rId22">
-        <w:r>
-          <w:rPr>
-            <w:lang w:val="zh_CN" w:bidi="zh_CN"/>
-          </w:rPr>
-          <w:rPr>
-            <w:color w:val="0000EE"/>
-            <w:u w:val="single"/>
-          </w:rPr>
-          <w:t>圣殿</w:t>
-        </w:r>
-      </w:hyperlink>
+      <w:r>
+        <w:rPr>
+          <w:lang w:val="zh_CN" w:bidi="zh_CN"/>
+        </w:rPr>
+        <w:t>圣殿</w:t>
+      </w:r>
       <w:r>
         <w:rPr>
           <w:lang w:val="zh_CN" w:bidi="zh_CN"/>
@@ -448,36 +376,24 @@
           <w:lang w:val="zh_CN" w:bidi="zh_CN"/>
         </w:rPr>
       </w:r>
-      <w:hyperlink r:id="rId23">
-        <w:r>
-          <w:rPr>
-            <w:lang w:val="zh_CN" w:bidi="zh_CN"/>
-          </w:rPr>
-          <w:rPr>
-            <w:color w:val="0000EE"/>
-            <w:u w:val="single"/>
-          </w:rPr>
-          <w:t>犹太人</w:t>
-        </w:r>
-      </w:hyperlink>
+      <w:r>
+        <w:rPr>
+          <w:lang w:val="zh_CN" w:bidi="zh_CN"/>
+        </w:rPr>
+        <w:t>犹太人</w:t>
+      </w:r>
       <w:r>
         <w:rPr>
           <w:lang w:val="zh_CN" w:bidi="zh_CN"/>
         </w:rPr>
         <w:t>也把膏抹当做日常活动，并没有特别的意义。 他们使用闻起来带香味的油来护理他们的皮肤和头发。 耶稣告诉人们，如果他们</w:t>
       </w:r>
-      <w:hyperlink r:id="rId24">
-        <w:r>
-          <w:rPr>
-            <w:lang w:val="zh_CN" w:bidi="zh_CN"/>
-          </w:rPr>
-          <w:rPr>
-            <w:color w:val="0000EE"/>
-            <w:u w:val="single"/>
-          </w:rPr>
-          <w:t>禁食</w:t>
-        </w:r>
-      </w:hyperlink>
+      <w:r>
+        <w:rPr>
+          <w:lang w:val="zh_CN" w:bidi="zh_CN"/>
+        </w:rPr>
+        <w:t>禁食</w:t>
+      </w:r>
       <w:r>
         <w:rPr>
           <w:lang w:val="zh_CN" w:bidi="zh_CN"/>
@@ -498,18 +414,12 @@
         </w:rPr>
         <w:t>人们还在客人身上涂抹一些油，以表示他们受到欢迎和尊重。 在</w:t>
       </w:r>
-      <w:hyperlink r:id="rId25">
-        <w:r>
-          <w:rPr>
-            <w:lang w:val="zh_CN" w:bidi="zh_CN"/>
-          </w:rPr>
-          <w:rPr>
-            <w:color w:val="0000EE"/>
-            <w:u w:val="single"/>
-          </w:rPr>
-          <w:t>福音书</w:t>
-        </w:r>
-      </w:hyperlink>
+      <w:r>
+        <w:rPr>
+          <w:lang w:val="zh_CN" w:bidi="zh_CN"/>
+        </w:rPr>
+        <w:t>福音书</w:t>
+      </w:r>
       <w:r>
         <w:rPr>
           <w:lang w:val="zh_CN" w:bidi="zh_CN"/>
@@ -530,18 +440,12 @@
         </w:rPr>
         <w:t>犹太人也在人死后膏抹他的身体。 耶稣死后，妇女们将香气浓郁的油带到</w:t>
       </w:r>
-      <w:hyperlink r:id="rId26">
-        <w:r>
-          <w:rPr>
-            <w:lang w:val="zh_CN" w:bidi="zh_CN"/>
-          </w:rPr>
-          <w:rPr>
-            <w:color w:val="0000EE"/>
-            <w:u w:val="single"/>
-          </w:rPr>
-          <w:t>坟墓</w:t>
-        </w:r>
-      </w:hyperlink>
+      <w:r>
+        <w:rPr>
+          <w:lang w:val="zh_CN" w:bidi="zh_CN"/>
+        </w:rPr>
+        <w:t>坟墓</w:t>
+      </w:r>
       <w:r>
         <w:rPr>
           <w:lang w:val="zh_CN" w:bidi="zh_CN"/>
@@ -560,91 +464,37 @@
         <w:rPr>
           <w:lang w:val="zh_CN" w:bidi="zh_CN"/>
         </w:rPr>
-        <w:t>在新约圣经中，早期</w:t>
-      </w:r>
-      <w:hyperlink r:id="rId27">
-        <w:r>
-          <w:rPr>
-            <w:lang w:val="zh_CN" w:bidi="zh_CN"/>
-          </w:rPr>
-          <w:rPr>
-            <w:color w:val="0000EE"/>
-            <w:u w:val="single"/>
-          </w:rPr>
-          <w:t>基督徒</w:t>
-        </w:r>
-      </w:hyperlink>
-      <w:r>
-        <w:rPr>
-          <w:lang w:val="zh_CN" w:bidi="zh_CN"/>
-        </w:rPr>
-        <w:t>有时后会在有人生病时用油膏抹和</w:t>
-      </w:r>
-      <w:hyperlink r:id="rId28">
-        <w:r>
-          <w:rPr>
-            <w:lang w:val="zh_CN" w:bidi="zh_CN"/>
-          </w:rPr>
-          <w:rPr>
-            <w:color w:val="0000EE"/>
-            <w:u w:val="single"/>
-          </w:rPr>
-          <w:t>祷告</w:t>
-        </w:r>
-      </w:hyperlink>
+        <w:t>在新约圣经中，早期基督徒有时后会在有人生病时用油膏抹和</w:t>
+      </w:r>
+      <w:r>
+        <w:rPr>
+          <w:lang w:val="zh_CN" w:bidi="zh_CN"/>
+        </w:rPr>
+        <w:t>祷告</w:t>
+      </w:r>
       <w:r>
         <w:rPr>
           <w:lang w:val="zh_CN" w:bidi="zh_CN"/>
         </w:rPr>
         <w:t xml:space="preserve">。 </w:t>
       </w:r>
-      <w:hyperlink r:id="rId29">
-        <w:r>
-          <w:rPr>
-            <w:lang w:val="zh_CN" w:bidi="zh_CN"/>
-          </w:rPr>
-          <w:rPr>
-            <w:color w:val="0000EE"/>
-            <w:u w:val="single"/>
-          </w:rPr>
-          <w:t>使徒</w:t>
-        </w:r>
-      </w:hyperlink>
-      <w:hyperlink r:id="rId30">
-        <w:r>
-          <w:rPr>
-            <w:lang w:val="zh_CN" w:bidi="zh_CN"/>
-          </w:rPr>
-          <w:rPr>
-            <w:color w:val="0000EE"/>
-            <w:u w:val="single"/>
-          </w:rPr>
-          <w:t>雅各</w:t>
-        </w:r>
-      </w:hyperlink>
-      <w:r>
-        <w:rPr>
-          <w:lang w:val="zh_CN" w:bidi="zh_CN"/>
-        </w:rPr>
-        <w:t>在他的信中说，如果有人生病，其他</w:t>
-      </w:r>
-      <w:hyperlink r:id="rId31">
-        <w:r>
-          <w:rPr>
-            <w:lang w:val="zh_CN" w:bidi="zh_CN"/>
-          </w:rPr>
-          <w:rPr>
-            <w:color w:val="0000EE"/>
-            <w:u w:val="single"/>
-          </w:rPr>
-          <w:t>信徒</w:t>
-        </w:r>
-      </w:hyperlink>
-      <w:r>
-        <w:rPr>
-          <w:lang w:val="zh_CN" w:bidi="zh_CN"/>
-        </w:rPr>
-        <w:t>应该为他祷告，并用油膏抹他。 这并不是因为油有任何特殊的力量，而是因为它是神同在的象征。</w:t>
+      <w:r>
+        <w:rPr>
+          <w:lang w:val="zh_CN" w:bidi="zh_CN"/>
+        </w:rPr>
+        <w:t>使徒</w:t>
+      </w:r>
+      <w:r>
+        <w:rPr>
+          <w:lang w:val="zh_CN" w:bidi="zh_CN"/>
+        </w:rPr>
+        <w:t>雅各</w:t>
+      </w:r>
+      <w:r>
+        <w:rPr>
+          <w:lang w:val="zh_CN" w:bidi="zh_CN"/>
+        </w:rPr>
+        <w:t>在他的信中说，如果有人生病，其他信徒应该为他祷告，并用油膏抹他。 这并不是因为油有任何特殊的力量，而是因为它是神同在的象征。</w:t>
       </w:r>
       <w:r>
         <w:rPr>
@@ -699,7 +549,7 @@
           <w:lang w:val="zh_CN" w:bidi="zh_CN"/>
         </w:rPr>
       </w:r>
-      <w:hyperlink r:id="rId32">
+      <w:hyperlink r:id="rId13">
         <w:r>
           <w:rPr>
             <w:lang w:val="zh_CN" w:bidi="zh_CN"/>

--- a/zhs/docx/019.content.docx
+++ b/zhs/docx/019.content.docx
@@ -495,77 +495,6 @@
           <w:lang w:val="zh_CN" w:bidi="zh_CN"/>
         </w:rPr>
         <w:t>在他的信中说，如果有人生病，其他信徒应该为他祷告，并用油膏抹他。 这并不是因为油有任何特殊的力量，而是因为它是神同在的象征。</w:t>
-      </w:r>
-      <w:r>
-        <w:rPr>
-          <w:lang w:val="zh_CN" w:bidi="zh_CN"/>
-        </w:rPr>
-      </w:r>
-      <w:r>
-        <w:rPr>
-          <w:lang w:val="zh_CN" w:bidi="zh_CN"/>
-        </w:rPr>
-      </w:r>
-    </w:p>
-    <w:p>
-      <w:pPr/>
-      <w:r>
-        <w:rPr>
-          <w:lang w:val="zh_CN" w:bidi="zh_CN"/>
-        </w:rPr>
-      </w:r>
-    </w:p>
-    <w:p>
-      <w:pPr>
-        <w:pStyle w:val="Heading2"/>
-      </w:pPr>
-      <w:r>
-        <w:rPr>
-          <w:lang w:val="zh_CN" w:bidi="zh_CN"/>
-        </w:rPr>
-        <w:t>膏抹</w:t>
-      </w:r>
-      <w:r>
-        <w:rPr>
-          <w:lang w:val="zh_CN" w:bidi="zh_CN"/>
-        </w:rPr>
-      </w:r>
-    </w:p>
-    <w:p>
-      <w:pPr>
-        <w:pStyle w:val="Heading4"/>
-      </w:pPr>
-      <w:r>
-        <w:rPr>
-          <w:lang w:val="zh_CN" w:bidi="zh_CN"/>
-        </w:rPr>
-        <w:t>Audio Content</w:t>
-      </w:r>
-    </w:p>
-    <w:p>
-      <w:pPr/>
-      <w:r>
-        <w:rPr>
-          <w:lang w:val="zh_CN" w:bidi="zh_CN"/>
-        </w:rPr>
-      </w:r>
-      <w:hyperlink r:id="rId13">
-        <w:r>
-          <w:rPr>
-            <w:lang w:val="zh_CN" w:bidi="zh_CN"/>
-          </w:rPr>
-          <w:rPr>
-            <w:color w:val="0000EE"/>
-            <w:u w:val="single"/>
-          </w:rPr>
-          <w:t>mp3 file</w:t>
-        </w:r>
-      </w:hyperlink>
-      <w:r>
-        <w:rPr>
-          <w:lang w:val="zh_CN" w:bidi="zh_CN"/>
-        </w:rPr>
-        <w:t xml:space="preserve"> (None KB)</w:t>
       </w:r>
       <w:r>
         <w:rPr>

--- a/zhs/docx/019.content.docx
+++ b/zhs/docx/019.content.docx
@@ -232,84 +232,144 @@
         </w:rPr>
         <w:t>在旧约中，神在交给某人一项特殊任务之前，会指示别人把油抹在那人的头上。 油是</w:t>
       </w:r>
-      <w:r>
-        <w:rPr>
-          <w:lang w:val="zh_CN" w:bidi="zh_CN"/>
-        </w:rPr>
-        <w:t>神的圣灵</w:t>
-      </w:r>
+      <w:hyperlink r:id="rId13">
+        <w:r>
+          <w:rPr>
+            <w:lang w:val="zh_CN" w:bidi="zh_CN"/>
+          </w:rPr>
+          <w:rPr>
+            <w:color w:val="0000EE"/>
+            <w:u w:val="single"/>
+          </w:rPr>
+          <w:t>神的圣灵</w:t>
+        </w:r>
+      </w:hyperlink>
       <w:r>
         <w:rPr>
           <w:lang w:val="zh_CN" w:bidi="zh_CN"/>
         </w:rPr>
         <w:t>的象征。 这个仪式清楚表明神为了一个特别的目的而将这人分别出来。 这也清楚地表示神赋予这个人特殊的</w:t>
       </w:r>
-      <w:r>
-        <w:rPr>
-          <w:lang w:val="zh_CN" w:bidi="zh_CN"/>
-        </w:rPr>
-        <w:t>权柄</w:t>
-      </w:r>
+      <w:hyperlink r:id="rId14">
+        <w:r>
+          <w:rPr>
+            <w:lang w:val="zh_CN" w:bidi="zh_CN"/>
+          </w:rPr>
+          <w:rPr>
+            <w:color w:val="0000EE"/>
+            <w:u w:val="single"/>
+          </w:rPr>
+          <w:t>权柄</w:t>
+        </w:r>
+      </w:hyperlink>
       <w:r>
         <w:rPr>
           <w:lang w:val="zh_CN" w:bidi="zh_CN"/>
         </w:rPr>
         <w:t>。 这个人后来被称为"受膏者"。 例如，神告诉撒母耳要膏抹</w:t>
       </w:r>
-      <w:r>
-        <w:rPr>
-          <w:lang w:val="zh_CN" w:bidi="zh_CN"/>
-        </w:rPr>
-        <w:t>大卫</w:t>
-      </w:r>
+      <w:hyperlink r:id="rId15">
+        <w:r>
+          <w:rPr>
+            <w:lang w:val="zh_CN" w:bidi="zh_CN"/>
+          </w:rPr>
+          <w:rPr>
+            <w:color w:val="0000EE"/>
+            <w:u w:val="single"/>
+          </w:rPr>
+          <w:t>大卫</w:t>
+        </w:r>
+      </w:hyperlink>
       <w:r>
         <w:rPr>
           <w:lang w:val="zh_CN" w:bidi="zh_CN"/>
         </w:rPr>
         <w:t>为</w:t>
       </w:r>
-      <w:r>
-        <w:rPr>
-          <w:lang w:val="zh_CN" w:bidi="zh_CN"/>
-        </w:rPr>
-        <w:t>以色列</w:t>
-      </w:r>
+      <w:hyperlink r:id="rId16">
+        <w:r>
+          <w:rPr>
+            <w:lang w:val="zh_CN" w:bidi="zh_CN"/>
+          </w:rPr>
+          <w:rPr>
+            <w:color w:val="0000EE"/>
+            <w:u w:val="single"/>
+          </w:rPr>
+          <w:t>以色列</w:t>
+        </w:r>
+      </w:hyperlink>
       <w:r>
         <w:rPr>
           <w:lang w:val="zh_CN" w:bidi="zh_CN"/>
         </w:rPr>
         <w:t>的</w:t>
       </w:r>
-      <w:r>
-        <w:rPr>
-          <w:lang w:val="zh_CN" w:bidi="zh_CN"/>
-        </w:rPr>
-        <w:t>王</w:t>
-      </w:r>
-      <w:r>
-        <w:rPr>
-          <w:lang w:val="zh_CN" w:bidi="zh_CN"/>
-        </w:rPr>
-        <w:t>。 神吩咐摩西膏抹亚伦作大祭司。 神吩咐先知</w:t>
-      </w:r>
-      <w:r>
-        <w:rPr>
-          <w:lang w:val="zh_CN" w:bidi="zh_CN"/>
-        </w:rPr>
-        <w:t>以利亚</w:t>
-      </w:r>
+      <w:hyperlink r:id="rId17">
+        <w:r>
+          <w:rPr>
+            <w:lang w:val="zh_CN" w:bidi="zh_CN"/>
+          </w:rPr>
+          <w:rPr>
+            <w:color w:val="0000EE"/>
+            <w:u w:val="single"/>
+          </w:rPr>
+          <w:t>王</w:t>
+        </w:r>
+      </w:hyperlink>
+      <w:r>
+        <w:rPr>
+          <w:lang w:val="zh_CN" w:bidi="zh_CN"/>
+        </w:rPr>
+        <w:t>。 神吩咐摩西膏抹亚伦作</w:t>
+      </w:r>
+      <w:hyperlink r:id="rId18">
+        <w:r>
+          <w:rPr>
+            <w:lang w:val="zh_CN" w:bidi="zh_CN"/>
+          </w:rPr>
+          <w:rPr>
+            <w:color w:val="0000EE"/>
+            <w:u w:val="single"/>
+          </w:rPr>
+          <w:t>大祭司</w:t>
+        </w:r>
+      </w:hyperlink>
+      <w:r>
+        <w:rPr>
+          <w:lang w:val="zh_CN" w:bidi="zh_CN"/>
+        </w:rPr>
+        <w:t>。 神吩咐先知</w:t>
+      </w:r>
+      <w:hyperlink r:id="rId19">
+        <w:r>
+          <w:rPr>
+            <w:lang w:val="zh_CN" w:bidi="zh_CN"/>
+          </w:rPr>
+          <w:rPr>
+            <w:color w:val="0000EE"/>
+            <w:u w:val="single"/>
+          </w:rPr>
+          <w:t>以利亚</w:t>
+        </w:r>
+      </w:hyperlink>
       <w:r>
         <w:rPr>
           <w:lang w:val="zh_CN" w:bidi="zh_CN"/>
         </w:rPr>
         <w:t>膏抹以利沙为</w:t>
       </w:r>
-      <w:r>
-        <w:rPr>
-          <w:lang w:val="zh_CN" w:bidi="zh_CN"/>
-        </w:rPr>
-        <w:t>先知</w:t>
-      </w:r>
+      <w:hyperlink r:id="rId20">
+        <w:r>
+          <w:rPr>
+            <w:lang w:val="zh_CN" w:bidi="zh_CN"/>
+          </w:rPr>
+          <w:rPr>
+            <w:color w:val="0000EE"/>
+            <w:u w:val="single"/>
+          </w:rPr>
+          <w:t>先知</w:t>
+        </w:r>
+      </w:hyperlink>
       <w:r>
         <w:rPr>
           <w:lang w:val="zh_CN" w:bidi="zh_CN"/>
@@ -344,24 +404,36 @@
         </w:rPr>
         <w:t xml:space="preserve">人们也可以膏抹物体。 </w:t>
       </w:r>
-      <w:r>
-        <w:rPr>
-          <w:lang w:val="zh_CN" w:bidi="zh_CN"/>
-        </w:rPr>
-        <w:t>祭司</w:t>
-      </w:r>
+      <w:hyperlink r:id="rId21">
+        <w:r>
+          <w:rPr>
+            <w:lang w:val="zh_CN" w:bidi="zh_CN"/>
+          </w:rPr>
+          <w:rPr>
+            <w:color w:val="0000EE"/>
+            <w:u w:val="single"/>
+          </w:rPr>
+          <w:t>祭司</w:t>
+        </w:r>
+      </w:hyperlink>
       <w:r>
         <w:rPr>
           <w:lang w:val="zh_CN" w:bidi="zh_CN"/>
         </w:rPr>
         <w:t>们用油膏抹</w:t>
       </w:r>
-      <w:r>
-        <w:rPr>
-          <w:lang w:val="zh_CN" w:bidi="zh_CN"/>
-        </w:rPr>
-        <w:t>圣殿</w:t>
-      </w:r>
+      <w:hyperlink r:id="rId22">
+        <w:r>
+          <w:rPr>
+            <w:lang w:val="zh_CN" w:bidi="zh_CN"/>
+          </w:rPr>
+          <w:rPr>
+            <w:color w:val="0000EE"/>
+            <w:u w:val="single"/>
+          </w:rPr>
+          <w:t>圣殿</w:t>
+        </w:r>
+      </w:hyperlink>
       <w:r>
         <w:rPr>
           <w:lang w:val="zh_CN" w:bidi="zh_CN"/>
@@ -376,24 +448,36 @@
           <w:lang w:val="zh_CN" w:bidi="zh_CN"/>
         </w:rPr>
       </w:r>
-      <w:r>
-        <w:rPr>
-          <w:lang w:val="zh_CN" w:bidi="zh_CN"/>
-        </w:rPr>
-        <w:t>犹太人</w:t>
-      </w:r>
+      <w:hyperlink r:id="rId23">
+        <w:r>
+          <w:rPr>
+            <w:lang w:val="zh_CN" w:bidi="zh_CN"/>
+          </w:rPr>
+          <w:rPr>
+            <w:color w:val="0000EE"/>
+            <w:u w:val="single"/>
+          </w:rPr>
+          <w:t>犹太人</w:t>
+        </w:r>
+      </w:hyperlink>
       <w:r>
         <w:rPr>
           <w:lang w:val="zh_CN" w:bidi="zh_CN"/>
         </w:rPr>
         <w:t>也把膏抹当做日常活动，并没有特别的意义。 他们使用闻起来带香味的油来护理他们的皮肤和头发。 耶稣告诉人们，如果他们</w:t>
       </w:r>
-      <w:r>
-        <w:rPr>
-          <w:lang w:val="zh_CN" w:bidi="zh_CN"/>
-        </w:rPr>
-        <w:t>禁食</w:t>
-      </w:r>
+      <w:hyperlink r:id="rId24">
+        <w:r>
+          <w:rPr>
+            <w:lang w:val="zh_CN" w:bidi="zh_CN"/>
+          </w:rPr>
+          <w:rPr>
+            <w:color w:val="0000EE"/>
+            <w:u w:val="single"/>
+          </w:rPr>
+          <w:t>禁食</w:t>
+        </w:r>
+      </w:hyperlink>
       <w:r>
         <w:rPr>
           <w:lang w:val="zh_CN" w:bidi="zh_CN"/>
@@ -414,12 +498,18 @@
         </w:rPr>
         <w:t>人们还在客人身上涂抹一些油，以表示他们受到欢迎和尊重。 在</w:t>
       </w:r>
-      <w:r>
-        <w:rPr>
-          <w:lang w:val="zh_CN" w:bidi="zh_CN"/>
-        </w:rPr>
-        <w:t>福音书</w:t>
-      </w:r>
+      <w:hyperlink r:id="rId25">
+        <w:r>
+          <w:rPr>
+            <w:lang w:val="zh_CN" w:bidi="zh_CN"/>
+          </w:rPr>
+          <w:rPr>
+            <w:color w:val="0000EE"/>
+            <w:u w:val="single"/>
+          </w:rPr>
+          <w:t>福音书</w:t>
+        </w:r>
+      </w:hyperlink>
       <w:r>
         <w:rPr>
           <w:lang w:val="zh_CN" w:bidi="zh_CN"/>
@@ -440,12 +530,18 @@
         </w:rPr>
         <w:t>犹太人也在人死后膏抹他的身体。 耶稣死后，妇女们将香气浓郁的油带到</w:t>
       </w:r>
-      <w:r>
-        <w:rPr>
-          <w:lang w:val="zh_CN" w:bidi="zh_CN"/>
-        </w:rPr>
-        <w:t>坟墓</w:t>
-      </w:r>
+      <w:hyperlink r:id="rId26">
+        <w:r>
+          <w:rPr>
+            <w:lang w:val="zh_CN" w:bidi="zh_CN"/>
+          </w:rPr>
+          <w:rPr>
+            <w:color w:val="0000EE"/>
+            <w:u w:val="single"/>
+          </w:rPr>
+          <w:t>坟墓</w:t>
+        </w:r>
+      </w:hyperlink>
       <w:r>
         <w:rPr>
           <w:lang w:val="zh_CN" w:bidi="zh_CN"/>
@@ -464,37 +560,91 @@
         <w:rPr>
           <w:lang w:val="zh_CN" w:bidi="zh_CN"/>
         </w:rPr>
-        <w:t>在新约圣经中，早期基督徒有时后会在有人生病时用油膏抹和</w:t>
-      </w:r>
-      <w:r>
-        <w:rPr>
-          <w:lang w:val="zh_CN" w:bidi="zh_CN"/>
-        </w:rPr>
-        <w:t>祷告</w:t>
-      </w:r>
+        <w:t>在新约圣经中，早期</w:t>
+      </w:r>
+      <w:hyperlink r:id="rId27">
+        <w:r>
+          <w:rPr>
+            <w:lang w:val="zh_CN" w:bidi="zh_CN"/>
+          </w:rPr>
+          <w:rPr>
+            <w:color w:val="0000EE"/>
+            <w:u w:val="single"/>
+          </w:rPr>
+          <w:t>基督徒</w:t>
+        </w:r>
+      </w:hyperlink>
+      <w:r>
+        <w:rPr>
+          <w:lang w:val="zh_CN" w:bidi="zh_CN"/>
+        </w:rPr>
+        <w:t>有时后会在有人生病时用油膏抹和</w:t>
+      </w:r>
+      <w:hyperlink r:id="rId28">
+        <w:r>
+          <w:rPr>
+            <w:lang w:val="zh_CN" w:bidi="zh_CN"/>
+          </w:rPr>
+          <w:rPr>
+            <w:color w:val="0000EE"/>
+            <w:u w:val="single"/>
+          </w:rPr>
+          <w:t>祷告</w:t>
+        </w:r>
+      </w:hyperlink>
       <w:r>
         <w:rPr>
           <w:lang w:val="zh_CN" w:bidi="zh_CN"/>
         </w:rPr>
         <w:t xml:space="preserve">。 </w:t>
       </w:r>
-      <w:r>
-        <w:rPr>
-          <w:lang w:val="zh_CN" w:bidi="zh_CN"/>
-        </w:rPr>
-        <w:t>使徒</w:t>
-      </w:r>
-      <w:r>
-        <w:rPr>
-          <w:lang w:val="zh_CN" w:bidi="zh_CN"/>
-        </w:rPr>
-        <w:t>雅各</w:t>
-      </w:r>
-      <w:r>
-        <w:rPr>
-          <w:lang w:val="zh_CN" w:bidi="zh_CN"/>
-        </w:rPr>
-        <w:t>在他的信中说，如果有人生病，其他信徒应该为他祷告，并用油膏抹他。 这并不是因为油有任何特殊的力量，而是因为它是神同在的象征。</w:t>
+      <w:hyperlink r:id="rId29">
+        <w:r>
+          <w:rPr>
+            <w:lang w:val="zh_CN" w:bidi="zh_CN"/>
+          </w:rPr>
+          <w:rPr>
+            <w:color w:val="0000EE"/>
+            <w:u w:val="single"/>
+          </w:rPr>
+          <w:t>使徒</w:t>
+        </w:r>
+      </w:hyperlink>
+      <w:hyperlink r:id="rId30">
+        <w:r>
+          <w:rPr>
+            <w:lang w:val="zh_CN" w:bidi="zh_CN"/>
+          </w:rPr>
+          <w:rPr>
+            <w:color w:val="0000EE"/>
+            <w:u w:val="single"/>
+          </w:rPr>
+          <w:t>雅各</w:t>
+        </w:r>
+      </w:hyperlink>
+      <w:r>
+        <w:rPr>
+          <w:lang w:val="zh_CN" w:bidi="zh_CN"/>
+        </w:rPr>
+        <w:t>在他的信中说，如果有人生病，其他</w:t>
+      </w:r>
+      <w:hyperlink r:id="rId31">
+        <w:r>
+          <w:rPr>
+            <w:lang w:val="zh_CN" w:bidi="zh_CN"/>
+          </w:rPr>
+          <w:rPr>
+            <w:color w:val="0000EE"/>
+            <w:u w:val="single"/>
+          </w:rPr>
+          <w:t>信徒</w:t>
+        </w:r>
+      </w:hyperlink>
+      <w:r>
+        <w:rPr>
+          <w:lang w:val="zh_CN" w:bidi="zh_CN"/>
+        </w:rPr>
+        <w:t>应该为他祷告，并用油膏抹他。 这并不是因为油有任何特殊的力量，而是因为它是神同在的象征。</w:t>
       </w:r>
       <w:r>
         <w:rPr>
